--- a/docs/factsheets/f-simplerandomsampling.docx
+++ b/docs/factsheets/f-simplerandomsampling.docx
@@ -52,7 +52,7 @@
         <w:t xml:space="preserve">[Guide: Introduction to sampling]</w:t>
       </w:r>
     </w:p>
-    <w:bookmarkStart w:id="23" w:name="simple-random-sampling-srs-bary"/>
+    <w:bookmarkStart w:id="12" w:name="simple-random-sampling-srs-bary"/>
     <w:p>
       <w:pPr>
         <w:pStyle w:val="Heading2"/>
@@ -160,18 +160,18 @@
                 <wp:inline>
                   <wp:extent cx="152400" cy="152400"/>
                   <wp:effectExtent b="0" l="0" r="0" t="0"/>
-                  <wp:docPr descr="" title="" id="21" name="Picture"/>
+                  <wp:docPr descr="" title="" id="10" name="Picture"/>
                   <a:graphic>
                     <a:graphicData uri="http://schemas.openxmlformats.org/drawingml/2006/picture">
                       <pic:pic>
                         <pic:nvPicPr>
-                          <pic:cNvPr descr="/Applications/quarto/share/formats/docx/note.png" id="22" name="Picture"/>
+                          <pic:cNvPr descr="/Applications/quarto/share/formats/docx/note.png" id="11" name="Picture"/>
                           <pic:cNvPicPr>
                             <a:picLocks noChangeArrowheads="1" noChangeAspect="1"/>
                           </pic:cNvPicPr>
                         </pic:nvPicPr>
                         <pic:blipFill>
-                          <a:blip r:embed="rId20"/>
+                          <a:blip r:embed="rId9"/>
                           <a:stretch>
                             <a:fillRect/>
                           </a:stretch>
@@ -444,28 +444,30 @@
                       </m:rPr>
                       <m:t>!</m:t>
                     </m:r>
-                    <m:d>
-                      <m:dPr>
-                        <m:begChr m:val="("/>
-                        <m:sepChr m:val=""/>
-                        <m:endChr m:val=")"/>
-                        <m:grow/>
-                      </m:dPr>
-                      <m:e>
-                        <m:r>
-                          <m:t>n</m:t>
-                        </m:r>
-                        <m:r>
-                          <m:rPr>
-                            <m:sty m:val="p"/>
-                          </m:rPr>
-                          <m:t>−</m:t>
-                        </m:r>
-                        <m:r>
-                          <m:t>N</m:t>
-                        </m:r>
-                      </m:e>
-                    </m:d>
+                    <m:r>
+                      <m:rPr>
+                        <m:sty m:val="p"/>
+                      </m:rPr>
+                      <m:t>(</m:t>
+                    </m:r>
+                    <m:r>
+                      <m:t>n</m:t>
+                    </m:r>
+                    <m:r>
+                      <m:rPr>
+                        <m:sty m:val="p"/>
+                      </m:rPr>
+                      <m:t>−</m:t>
+                    </m:r>
+                    <m:r>
+                      <m:t>N</m:t>
+                    </m:r>
+                    <m:r>
+                      <m:rPr>
+                        <m:sty m:val="p"/>
+                      </m:rPr>
+                      <m:t>)</m:t>
+                    </m:r>
                     <m:r>
                       <m:rPr>
                         <m:sty m:val="p"/>
@@ -735,28 +737,30 @@
               <w:pStyle w:val="Compact"/>
             </w:pPr>
             <m:oMath>
-              <m:d>
-                <m:dPr>
-                  <m:begChr m:val="("/>
-                  <m:sepChr m:val=""/>
-                  <m:endChr m:val=")"/>
-                  <m:grow/>
-                </m:dPr>
-                <m:e>
-                  <m:r>
-                    <m:t>1</m:t>
-                  </m:r>
-                  <m:r>
-                    <m:rPr>
-                      <m:sty m:val="p"/>
-                    </m:rPr>
-                    <m:t>−</m:t>
-                  </m:r>
-                  <m:r>
-                    <m:t>f</m:t>
-                  </m:r>
-                </m:e>
-              </m:d>
+              <m:r>
+                <m:rPr>
+                  <m:sty m:val="p"/>
+                </m:rPr>
+                <m:t>(</m:t>
+              </m:r>
+              <m:r>
+                <m:t>1</m:t>
+              </m:r>
+              <m:r>
+                <m:rPr>
+                  <m:sty m:val="p"/>
+                </m:rPr>
+                <m:t>−</m:t>
+              </m:r>
+              <m:r>
+                <m:t>f</m:t>
+              </m:r>
+              <m:r>
+                <m:rPr>
+                  <m:sty m:val="p"/>
+                </m:rPr>
+                <m:t>)</m:t>
+              </m:r>
               <m:f>
                 <m:fPr>
                   <m:type m:val="bar"/>
@@ -873,28 +877,30 @@
                 </m:radPr>
                 <m:deg/>
                 <m:e>
-                  <m:d>
-                    <m:dPr>
-                      <m:begChr m:val="("/>
-                      <m:sepChr m:val=""/>
-                      <m:endChr m:val=")"/>
-                      <m:grow/>
-                    </m:dPr>
-                    <m:e>
-                      <m:r>
-                        <m:t>1</m:t>
-                      </m:r>
-                      <m:r>
-                        <m:rPr>
-                          <m:sty m:val="p"/>
-                        </m:rPr>
-                        <m:t>−</m:t>
-                      </m:r>
-                      <m:r>
-                        <m:t>f</m:t>
-                      </m:r>
-                    </m:e>
-                  </m:d>
+                  <m:r>
+                    <m:rPr>
+                      <m:sty m:val="p"/>
+                    </m:rPr>
+                    <m:t>(</m:t>
+                  </m:r>
+                  <m:r>
+                    <m:t>1</m:t>
+                  </m:r>
+                  <m:r>
+                    <m:rPr>
+                      <m:sty m:val="p"/>
+                    </m:rPr>
+                    <m:t>−</m:t>
+                  </m:r>
+                  <m:r>
+                    <m:t>f</m:t>
+                  </m:r>
+                  <m:r>
+                    <m:rPr>
+                      <m:sty m:val="p"/>
+                    </m:rPr>
+                    <m:t>)</m:t>
+                  </m:r>
                 </m:e>
               </m:rad>
             </m:oMath>
@@ -951,28 +957,30 @@
             </m:r>
           </m:num>
           <m:den>
-            <m:d>
-              <m:dPr>
-                <m:begChr m:val="("/>
-                <m:sepChr m:val=""/>
-                <m:endChr m:val=")"/>
-                <m:grow/>
-              </m:dPr>
-              <m:e>
-                <m:r>
-                  <m:t>N</m:t>
-                </m:r>
-                <m:r>
-                  <m:rPr>
-                    <m:sty m:val="p"/>
-                  </m:rPr>
-                  <m:t>−</m:t>
-                </m:r>
-                <m:r>
-                  <m:t>1</m:t>
-                </m:r>
-              </m:e>
-            </m:d>
+            <m:r>
+              <m:rPr>
+                <m:sty m:val="p"/>
+              </m:rPr>
+              <m:t>(</m:t>
+            </m:r>
+            <m:r>
+              <m:t>N</m:t>
+            </m:r>
+            <m:r>
+              <m:rPr>
+                <m:sty m:val="p"/>
+              </m:rPr>
+              <m:t>−</m:t>
+            </m:r>
+            <m:r>
+              <m:t>1</m:t>
+            </m:r>
+            <m:r>
+              <m:rPr>
+                <m:sty m:val="p"/>
+              </m:rPr>
+              <m:t>)</m:t>
+            </m:r>
           </m:den>
         </m:f>
         <m:nary>
@@ -1002,48 +1010,50 @@
             </m:r>
           </m:sup>
           <m:e>
-            <m:sSup>
-              <m:e>
-                <m:d>
-                  <m:dPr>
-                    <m:begChr m:val="("/>
-                    <m:sepChr m:val=""/>
-                    <m:endChr m:val=")"/>
-                    <m:grow/>
-                  </m:dPr>
-                  <m:e>
-                    <m:sSub>
-                      <m:e>
-                        <m:r>
-                          <m:t>y</m:t>
-                        </m:r>
-                      </m:e>
-                      <m:sub>
-                        <m:r>
-                          <m:t>i</m:t>
-                        </m:r>
-                      </m:sub>
-                    </m:sSub>
-                    <m:r>
-                      <m:rPr>
-                        <m:sty m:val="p"/>
-                      </m:rPr>
-                      <m:t>−</m:t>
-                    </m:r>
-                    <m:r>
-                      <m:t>μ</m:t>
-                    </m:r>
-                  </m:e>
-                </m:d>
-              </m:e>
-              <m:sup>
-                <m:r>
-                  <m:t>2</m:t>
-                </m:r>
-              </m:sup>
-            </m:sSup>
+            <m:r>
+              <m:rPr>
+                <m:sty m:val="p"/>
+              </m:rPr>
+              <m:t>(</m:t>
+            </m:r>
           </m:e>
         </m:nary>
+        <m:sSub>
+          <m:e>
+            <m:r>
+              <m:t>y</m:t>
+            </m:r>
+          </m:e>
+          <m:sub>
+            <m:r>
+              <m:t>i</m:t>
+            </m:r>
+          </m:sub>
+        </m:sSub>
+        <m:r>
+          <m:rPr>
+            <m:sty m:val="p"/>
+          </m:rPr>
+          <m:t>−</m:t>
+        </m:r>
+        <m:r>
+          <m:t>μ</m:t>
+        </m:r>
+        <m:sSup>
+          <m:e>
+            <m:r>
+              <m:rPr>
+                <m:sty m:val="p"/>
+              </m:rPr>
+              <m:t>)</m:t>
+            </m:r>
+          </m:e>
+          <m:sup>
+            <m:r>
+              <m:t>2</m:t>
+            </m:r>
+          </m:sup>
+        </m:sSup>
       </m:oMath>
     </w:p>
     <w:p>
@@ -1085,8 +1095,8 @@
         </m:f>
       </m:oMath>
     </w:p>
-    <w:bookmarkEnd w:id="23"/>
-    <w:bookmarkStart w:id="24" w:name="further-reading"/>
+    <w:bookmarkEnd w:id="12"/>
+    <w:bookmarkStart w:id="13" w:name="further-reading"/>
     <w:p>
       <w:pPr>
         <w:pStyle w:val="Heading1"/>
@@ -1095,8 +1105,8 @@
         <w:t xml:space="preserve">Further reading</w:t>
       </w:r>
     </w:p>
-    <w:bookmarkEnd w:id="24"/>
-    <w:bookmarkStart w:id="26" w:name="version-history"/>
+    <w:bookmarkEnd w:id="13"/>
+    <w:bookmarkStart w:id="15" w:name="version-history"/>
     <w:p>
       <w:pPr>
         <w:pStyle w:val="Heading1"/>
@@ -1117,7 +1127,7 @@
       <w:pPr>
         <w:pStyle w:val="BodyText"/>
       </w:pPr>
-      <w:hyperlink r:id="rId25">
+      <w:hyperlink r:id="rId14">
         <w:r>
           <w:rPr>
             <w:rStyle w:val="Hyperlink"/>
@@ -1126,7 +1136,7 @@
         </w:r>
       </w:hyperlink>
     </w:p>
-    <w:bookmarkEnd w:id="26"/>
+    <w:bookmarkEnd w:id="15"/>
     <w:sectPr>
       <w:pgSz w:h="15840" w:w="12240"/>
       <w:pgMar w:bottom="1440" w:footer="720" w:gutter="0" w:header="720" w:left="1440" w:right="1440" w:top="1440"/>
